--- a/ConOps.docx
+++ b/ConOps.docx
@@ -1254,6 +1254,9 @@
       </w:r>
     </w:p>
     <w:p>
+      <w:pPr>
+        <w:pStyle w:val="Normal"/>
+      </w:pPr>
       <w:r>
         <w:rPr/>
         <w:t>Pour la définit</w:t>
@@ -1306,8 +1309,28 @@
         <w:rPr/>
         <w:t xml:space="preserve"> la tâche comme complétée.</w:t>
       </w:r>
-    </w:p>
-    <w:p/>
+      <w:r>
+        <w:rPr>
+          <w:rFonts w:ascii="Aptos" w:hAnsi="Aptos" w:eastAsia="Aptos" w:cs="" w:asciiTheme="minorAscii" w:hAnsiTheme="minorAscii" w:eastAsiaTheme="minorAscii" w:cstheme="minorBidi"/>
+          <w:color w:val="auto"/>
+          <w:sz w:val="24"/>
+          <w:szCs w:val="24"/>
+          <w:lang w:eastAsia="en-US" w:bidi="ar-SA"/>
+        </w:rPr>
+        <w:t xml:space="preserve"> </w:t>
+      </w:r>
+      <w:r>
+        <w:rPr>
+          <w:rFonts w:ascii="Aptos" w:hAnsi="Aptos" w:eastAsia="Aptos" w:cs="" w:asciiTheme="minorAscii" w:hAnsiTheme="minorAscii" w:eastAsiaTheme="minorAscii" w:cstheme="minorBidi"/>
+          <w:noProof w:val="0"/>
+          <w:color w:val="auto"/>
+          <w:sz w:val="24"/>
+          <w:szCs w:val="24"/>
+          <w:lang w:val="fr-CA" w:eastAsia="en-US" w:bidi="ar-SA"/>
+        </w:rPr>
+        <w:t>Cela dit, seul du code compilable contenant des fonctionnalités opérationnelles sera considéré comme acceptable.</w:t>
+      </w:r>
+    </w:p>
     <w:p/>
     <w:p/>
     <w:p>
@@ -3593,7 +3616,7 @@
     <w:p>
       <w:pPr>
         <w:pStyle w:val="Normal"/>
-        <w:ind/>
+        <w:ind w:firstLine="720"/>
         <w:rPr>
           <w:sz w:val="28"/>
           <w:szCs w:val="28"/>
